--- a/Calculus_II_Lesson25.docx
+++ b/Calculus_II_Lesson25.docx
@@ -46,12 +46,12 @@
             <wp:extent cx="5114925" cy="3190875"/>
             <wp:effectExtent b="0" l="0" r="0" t="0"/>
             <wp:wrapSquare wrapText="bothSides" distB="114300" distT="114300" distL="114300" distR="114300"/>
-            <wp:docPr id="2" name="image2.png"/>
+            <wp:docPr id="2" name="image11.png"/>
             <a:graphic>
               <a:graphicData uri="http://schemas.openxmlformats.org/drawingml/2006/picture">
                 <pic:pic>
                   <pic:nvPicPr>
-                    <pic:cNvPr id="0" name="image2.png"/>
+                    <pic:cNvPr id="0" name="image11.png"/>
                     <pic:cNvPicPr preferRelativeResize="0"/>
                   </pic:nvPicPr>
                   <pic:blipFill>
@@ -389,14 +389,14 @@
         <w:rPr/>
         <w:drawing>
           <wp:inline distB="114300" distT="114300" distL="114300" distR="114300">
-            <wp:extent cx="6858000" cy="3479800"/>
+            <wp:extent cx="8972550" cy="4276725"/>
             <wp:effectExtent b="0" l="0" r="0" t="0"/>
-            <wp:docPr id="12" name="image7.png"/>
+            <wp:docPr id="8" name="image6.png"/>
             <a:graphic>
               <a:graphicData uri="http://schemas.openxmlformats.org/drawingml/2006/picture">
                 <pic:pic>
                   <pic:nvPicPr>
-                    <pic:cNvPr id="0" name="image7.png"/>
+                    <pic:cNvPr id="0" name="image6.png"/>
                     <pic:cNvPicPr preferRelativeResize="0"/>
                   </pic:nvPicPr>
                   <pic:blipFill>
@@ -409,7 +409,7 @@
                   <pic:spPr>
                     <a:xfrm>
                       <a:off x="0" y="0"/>
-                      <a:ext cx="6858000" cy="3479800"/>
+                      <a:ext cx="8972550" cy="4276725"/>
                     </a:xfrm>
                     <a:prstGeom prst="rect"/>
                     <a:ln/>
@@ -439,134 +439,18 @@
           <w:szCs w:val="52"/>
           <w:rtl w:val="0"/>
         </w:rPr>
-        <w:t xml:space="preserve">Answers</w:t>
-      </w:r>
-    </w:p>
-    <w:p>
-      <w:pPr>
-        <w:rPr>
-          <w:sz w:val="52"/>
-          <w:szCs w:val="52"/>
-        </w:rPr>
-      </w:pPr>
-      <w:r>
-        <w:rPr>
-          <w:rtl w:val="0"/>
-        </w:rPr>
-      </w:r>
-    </w:p>
-    <w:p>
-      <w:pPr>
-        <w:rPr/>
-      </w:pPr>
-      <w:r>
-        <w:rPr>
-          <w:rtl w:val="0"/>
-        </w:rPr>
-        <w:t xml:space="preserve">a )</w:t>
-      </w:r>
-    </w:p>
-    <w:p>
-      <w:pPr>
-        <w:rPr/>
-      </w:pPr>
-      <w:r>
-        <w:rPr>
-          <w:rtl w:val="0"/>
-        </w:rPr>
-      </w:r>
-    </w:p>
-    <w:p>
-      <w:pPr>
-        <w:rPr/>
-      </w:pPr>
-      <w:r>
-        <w:rPr>
-          <w:rtl w:val="0"/>
-        </w:rPr>
-      </w:r>
-    </w:p>
-    <w:p>
-      <w:pPr>
-        <w:rPr/>
-      </w:pPr>
-      <w:r>
-        <w:rPr>
-          <w:rtl w:val="0"/>
-        </w:rPr>
-        <w:t xml:space="preserve">b)</w:t>
-      </w:r>
-    </w:p>
-    <w:p>
-      <w:pPr>
-        <w:rPr/>
-      </w:pPr>
-      <w:r>
-        <w:rPr>
-          <w:rtl w:val="0"/>
-        </w:rPr>
-      </w:r>
-    </w:p>
-    <w:p>
-      <w:pPr>
-        <w:rPr/>
-      </w:pPr>
-      <w:r>
-        <w:rPr>
-          <w:rtl w:val="0"/>
-        </w:rPr>
-      </w:r>
-    </w:p>
-    <w:p>
-      <w:pPr>
-        <w:rPr/>
-      </w:pPr>
-      <w:r>
-        <w:rPr>
-          <w:rtl w:val="0"/>
-        </w:rPr>
-        <w:t xml:space="preserve">c)</w:t>
-      </w:r>
-    </w:p>
-    <w:p>
-      <w:pPr>
-        <w:rPr/>
-      </w:pPr>
-      <w:r>
-        <w:rPr>
-          <w:rtl w:val="0"/>
-        </w:rPr>
-      </w:r>
-    </w:p>
-    <w:p>
-      <w:pPr>
-        <w:rPr/>
-      </w:pPr>
-      <w:r>
-        <w:rPr>
-          <w:rtl w:val="0"/>
-        </w:rPr>
-      </w:r>
-    </w:p>
-    <w:p>
-      <w:pPr>
-        <w:rPr/>
-      </w:pPr>
-      <w:r>
-        <w:rPr>
-          <w:rtl w:val="0"/>
-        </w:rPr>
-        <w:t xml:space="preserve">d)Use an online 2D Calculator.  Insert image here.</w:t>
-      </w:r>
-    </w:p>
-    <w:p>
-      <w:pPr>
-        <w:rPr/>
-      </w:pPr>
-      <w:r>
-        <w:rPr>
-          <w:rtl w:val="0"/>
-        </w:rPr>
+        <w:t xml:space="preserve">Answers (#1)</w:t>
+      </w:r>
+    </w:p>
+    <w:p>
+      <w:pPr>
+        <w:rPr/>
+      </w:pPr>
+      <w:r>
+        <w:rPr>
+          <w:rtl w:val="0"/>
+        </w:rPr>
+        <w:t xml:space="preserve">a )                             b)                          c)                                     d)</w:t>
       </w:r>
     </w:p>
     <w:p>
@@ -647,14 +531,14 @@
         <w:rPr/>
         <w:drawing>
           <wp:inline distB="114300" distT="114300" distL="114300" distR="114300">
-            <wp:extent cx="6858000" cy="3505200"/>
+            <wp:extent cx="8934450" cy="4200525"/>
             <wp:effectExtent b="0" l="0" r="0" t="0"/>
-            <wp:docPr id="5" name="image8.png"/>
+            <wp:docPr id="10" name="image4.png"/>
             <a:graphic>
               <a:graphicData uri="http://schemas.openxmlformats.org/drawingml/2006/picture">
                 <pic:pic>
                   <pic:nvPicPr>
-                    <pic:cNvPr id="0" name="image8.png"/>
+                    <pic:cNvPr id="0" name="image4.png"/>
                     <pic:cNvPicPr preferRelativeResize="0"/>
                   </pic:nvPicPr>
                   <pic:blipFill>
@@ -667,7 +551,7 @@
                   <pic:spPr>
                     <a:xfrm>
                       <a:off x="0" y="0"/>
-                      <a:ext cx="6858000" cy="3505200"/>
+                      <a:ext cx="8934450" cy="4200525"/>
                     </a:xfrm>
                     <a:prstGeom prst="rect"/>
                     <a:ln/>
@@ -707,124 +591,48 @@
           <w:szCs w:val="52"/>
           <w:rtl w:val="0"/>
         </w:rPr>
-        <w:t xml:space="preserve">Answers</w:t>
-      </w:r>
-    </w:p>
-    <w:p>
-      <w:pPr>
-        <w:rPr>
-          <w:sz w:val="52"/>
-          <w:szCs w:val="52"/>
-        </w:rPr>
-      </w:pPr>
-      <w:r>
-        <w:rPr>
-          <w:rtl w:val="0"/>
-        </w:rPr>
-      </w:r>
-    </w:p>
-    <w:p>
-      <w:pPr>
-        <w:rPr/>
-      </w:pPr>
-      <w:r>
-        <w:rPr>
-          <w:rtl w:val="0"/>
-        </w:rPr>
-        <w:t xml:space="preserve">a )</w:t>
-      </w:r>
-    </w:p>
-    <w:p>
-      <w:pPr>
-        <w:rPr/>
-      </w:pPr>
-      <w:r>
-        <w:rPr>
-          <w:rtl w:val="0"/>
-        </w:rPr>
-      </w:r>
-    </w:p>
-    <w:p>
-      <w:pPr>
-        <w:rPr/>
-      </w:pPr>
-      <w:r>
-        <w:rPr>
-          <w:rtl w:val="0"/>
-        </w:rPr>
-      </w:r>
-    </w:p>
-    <w:p>
-      <w:pPr>
-        <w:rPr/>
-      </w:pPr>
-      <w:r>
-        <w:rPr>
-          <w:rtl w:val="0"/>
-        </w:rPr>
-        <w:t xml:space="preserve">b)</w:t>
-      </w:r>
-    </w:p>
-    <w:p>
-      <w:pPr>
-        <w:rPr/>
-      </w:pPr>
-      <w:r>
-        <w:rPr>
-          <w:rtl w:val="0"/>
-        </w:rPr>
-      </w:r>
-    </w:p>
-    <w:p>
-      <w:pPr>
-        <w:rPr/>
-      </w:pPr>
-      <w:r>
-        <w:rPr>
-          <w:rtl w:val="0"/>
-        </w:rPr>
-      </w:r>
-    </w:p>
-    <w:p>
-      <w:pPr>
-        <w:rPr/>
-      </w:pPr>
-      <w:r>
-        <w:rPr>
-          <w:rtl w:val="0"/>
-        </w:rPr>
-        <w:t xml:space="preserve">c)</w:t>
-      </w:r>
-    </w:p>
-    <w:p>
-      <w:pPr>
-        <w:rPr/>
-      </w:pPr>
-      <w:r>
-        <w:rPr>
-          <w:rtl w:val="0"/>
-        </w:rPr>
-      </w:r>
-    </w:p>
-    <w:p>
-      <w:pPr>
-        <w:rPr/>
-      </w:pPr>
-      <w:r>
-        <w:rPr>
-          <w:rtl w:val="0"/>
-        </w:rPr>
-      </w:r>
-    </w:p>
-    <w:p>
-      <w:pPr>
-        <w:rPr/>
-      </w:pPr>
-      <w:r>
-        <w:rPr>
-          <w:rtl w:val="0"/>
-        </w:rPr>
-        <w:t xml:space="preserve">d)  Use an online 2D Calculator.  Insert image here.</w:t>
+        <w:t xml:space="preserve">Answers(#2)</w:t>
+      </w:r>
+    </w:p>
+    <w:p>
+      <w:pPr>
+        <w:rPr/>
+      </w:pPr>
+      <w:r>
+        <w:rPr>
+          <w:rtl w:val="0"/>
+        </w:rPr>
+      </w:r>
+    </w:p>
+    <w:p>
+      <w:pPr>
+        <w:rPr/>
+      </w:pPr>
+      <w:r>
+        <w:rPr>
+          <w:rtl w:val="0"/>
+        </w:rPr>
+        <w:t xml:space="preserve">a )                             b)                          c)                                     d)</w:t>
+      </w:r>
+    </w:p>
+    <w:p>
+      <w:pPr>
+        <w:rPr/>
+      </w:pPr>
+      <w:r>
+        <w:rPr>
+          <w:rtl w:val="0"/>
+        </w:rPr>
+      </w:r>
+    </w:p>
+    <w:p>
+      <w:pPr>
+        <w:rPr/>
+      </w:pPr>
+      <w:r>
+        <w:rPr>
+          <w:rtl w:val="0"/>
+        </w:rPr>
       </w:r>
     </w:p>
     <w:p>
@@ -865,14 +673,14 @@
         <w:rPr/>
         <w:drawing>
           <wp:inline distB="114300" distT="114300" distL="114300" distR="114300">
-            <wp:extent cx="6858000" cy="3568700"/>
+            <wp:extent cx="8915400" cy="4267200"/>
             <wp:effectExtent b="0" l="0" r="0" t="0"/>
-            <wp:docPr id="11" name="image4.png"/>
+            <wp:docPr id="7" name="image2.png"/>
             <a:graphic>
               <a:graphicData uri="http://schemas.openxmlformats.org/drawingml/2006/picture">
                 <pic:pic>
                   <pic:nvPicPr>
-                    <pic:cNvPr id="0" name="image4.png"/>
+                    <pic:cNvPr id="0" name="image2.png"/>
                     <pic:cNvPicPr preferRelativeResize="0"/>
                   </pic:nvPicPr>
                   <pic:blipFill>
@@ -885,7 +693,7 @@
                   <pic:spPr>
                     <a:xfrm>
                       <a:off x="0" y="0"/>
-                      <a:ext cx="6858000" cy="3568700"/>
+                      <a:ext cx="8915400" cy="4267200"/>
                     </a:xfrm>
                     <a:prstGeom prst="rect"/>
                     <a:ln/>
@@ -911,193 +719,53 @@
       </w:pPr>
       <w:r>
         <w:rPr>
-          <w:sz w:val="52"/>
-          <w:szCs w:val="52"/>
-          <w:rtl w:val="0"/>
-        </w:rPr>
-        <w:t xml:space="preserve">Answers</w:t>
-      </w:r>
-    </w:p>
-    <w:p>
-      <w:pPr>
-        <w:rPr>
-          <w:sz w:val="52"/>
-          <w:szCs w:val="52"/>
-        </w:rPr>
-      </w:pPr>
-      <w:r>
-        <w:rPr>
-          <w:rtl w:val="0"/>
-        </w:rPr>
-      </w:r>
-    </w:p>
-    <w:p>
-      <w:pPr>
-        <w:rPr/>
-      </w:pPr>
-      <w:r>
-        <w:rPr>
-          <w:rtl w:val="0"/>
-        </w:rPr>
-        <w:t xml:space="preserve">a )</w:t>
-      </w:r>
-    </w:p>
-    <w:p>
-      <w:pPr>
-        <w:rPr/>
-      </w:pPr>
-      <w:r>
-        <w:rPr>
-          <w:rtl w:val="0"/>
-        </w:rPr>
-      </w:r>
-    </w:p>
-    <w:p>
-      <w:pPr>
-        <w:rPr/>
-      </w:pPr>
-      <w:r>
-        <w:rPr>
-          <w:rtl w:val="0"/>
-        </w:rPr>
-      </w:r>
-    </w:p>
-    <w:p>
-      <w:pPr>
-        <w:rPr/>
-      </w:pPr>
-      <w:r>
-        <w:rPr>
-          <w:rtl w:val="0"/>
-        </w:rPr>
-        <w:t xml:space="preserve">b)</w:t>
-      </w:r>
-    </w:p>
-    <w:p>
-      <w:pPr>
-        <w:rPr/>
-      </w:pPr>
-      <w:r>
-        <w:rPr>
-          <w:rtl w:val="0"/>
-        </w:rPr>
-      </w:r>
-    </w:p>
-    <w:p>
-      <w:pPr>
-        <w:rPr/>
-      </w:pPr>
-      <w:r>
-        <w:rPr>
-          <w:rtl w:val="0"/>
-        </w:rPr>
-      </w:r>
-    </w:p>
-    <w:p>
-      <w:pPr>
-        <w:rPr/>
-      </w:pPr>
-      <w:r>
-        <w:rPr>
-          <w:rtl w:val="0"/>
-        </w:rPr>
-        <w:t xml:space="preserve">c)</w:t>
-      </w:r>
-    </w:p>
-    <w:p>
-      <w:pPr>
-        <w:rPr/>
-      </w:pPr>
-      <w:r>
-        <w:rPr>
-          <w:rtl w:val="0"/>
-        </w:rPr>
-      </w:r>
-    </w:p>
-    <w:p>
-      <w:pPr>
-        <w:rPr/>
-      </w:pPr>
-      <w:r>
-        <w:rPr>
-          <w:rtl w:val="0"/>
-        </w:rPr>
-      </w:r>
-    </w:p>
-    <w:p>
-      <w:pPr>
-        <w:rPr/>
-      </w:pPr>
-      <w:r>
-        <w:rPr>
-          <w:rtl w:val="0"/>
-        </w:rPr>
-        <w:t xml:space="preserve">d)  Use an online 2D Calculator.  Insert image here.</w:t>
-      </w:r>
-    </w:p>
-    <w:p>
-      <w:pPr>
-        <w:rPr/>
-      </w:pPr>
-      <w:r>
-        <w:rPr>
-          <w:rtl w:val="0"/>
-        </w:rPr>
-      </w:r>
-    </w:p>
-    <w:p>
-      <w:pPr>
-        <w:rPr/>
-      </w:pPr>
-      <w:r>
-        <w:rPr>
-          <w:rtl w:val="0"/>
-        </w:rPr>
-      </w:r>
-    </w:p>
-    <w:p>
-      <w:pPr>
-        <w:rPr/>
-      </w:pPr>
-      <w:r>
-        <w:rPr>
-          <w:rtl w:val="0"/>
-        </w:rPr>
-      </w:r>
-    </w:p>
-    <w:p>
-      <w:pPr>
-        <w:rPr/>
-      </w:pPr>
-      <w:r>
-        <w:rPr>
-          <w:rtl w:val="0"/>
-        </w:rPr>
-      </w:r>
-    </w:p>
-    <w:p>
-      <w:pPr>
-        <w:rPr/>
-      </w:pPr>
-      <w:r>
-        <w:rPr>
-          <w:rtl w:val="0"/>
-        </w:rPr>
-      </w:r>
-    </w:p>
-    <w:p>
-      <w:pPr>
-        <w:rPr/>
-      </w:pPr>
-      <w:r>
-        <w:rPr>
-          <w:rtl w:val="0"/>
-        </w:rPr>
-      </w:r>
-    </w:p>
-    <w:p>
-      <w:pPr>
-        <w:rPr/>
+          <w:rtl w:val="0"/>
+        </w:rPr>
+      </w:r>
+    </w:p>
+    <w:p>
+      <w:pPr>
+        <w:rPr>
+          <w:sz w:val="52"/>
+          <w:szCs w:val="52"/>
+        </w:rPr>
+      </w:pPr>
+      <w:r>
+        <w:rPr>
+          <w:sz w:val="52"/>
+          <w:szCs w:val="52"/>
+          <w:rtl w:val="0"/>
+        </w:rPr>
+        <w:t xml:space="preserve">Answers(#3)</w:t>
+      </w:r>
+    </w:p>
+    <w:p>
+      <w:pPr>
+        <w:rPr/>
+      </w:pPr>
+      <w:r>
+        <w:rPr>
+          <w:rtl w:val="0"/>
+        </w:rPr>
+      </w:r>
+    </w:p>
+    <w:p>
+      <w:pPr>
+        <w:rPr/>
+      </w:pPr>
+      <w:r>
+        <w:rPr>
+          <w:rtl w:val="0"/>
+        </w:rPr>
+        <w:t xml:space="preserve">a )                             b)                          c)                                     d)</w:t>
+      </w:r>
+    </w:p>
+    <w:p>
+      <w:pPr>
+        <w:rPr>
+          <w:sz w:val="52"/>
+          <w:szCs w:val="52"/>
+        </w:rPr>
       </w:pPr>
       <w:r>
         <w:rPr>
@@ -1153,14 +821,14 @@
         <w:rPr/>
         <w:drawing>
           <wp:inline distB="114300" distT="114300" distL="114300" distR="114300">
-            <wp:extent cx="6858000" cy="2603500"/>
+            <wp:extent cx="9144000" cy="4292600"/>
             <wp:effectExtent b="0" l="0" r="0" t="0"/>
-            <wp:docPr id="7" name="image13.png"/>
+            <wp:docPr id="9" name="image12.png"/>
             <a:graphic>
               <a:graphicData uri="http://schemas.openxmlformats.org/drawingml/2006/picture">
                 <pic:pic>
                   <pic:nvPicPr>
-                    <pic:cNvPr id="0" name="image13.png"/>
+                    <pic:cNvPr id="0" name="image12.png"/>
                     <pic:cNvPicPr preferRelativeResize="0"/>
                   </pic:nvPicPr>
                   <pic:blipFill>
@@ -1173,7 +841,7 @@
                   <pic:spPr>
                     <a:xfrm>
                       <a:off x="0" y="0"/>
-                      <a:ext cx="6858000" cy="2603500"/>
+                      <a:ext cx="9144000" cy="4292600"/>
                     </a:xfrm>
                     <a:prstGeom prst="rect"/>
                     <a:ln/>
@@ -1202,170 +870,73 @@
     </w:p>
     <w:p>
       <w:pPr>
-        <w:rPr>
-          <w:sz w:val="52"/>
-          <w:szCs w:val="52"/>
-        </w:rPr>
-      </w:pPr>
-      <w:r>
-        <w:rPr>
-          <w:sz w:val="52"/>
-          <w:szCs w:val="52"/>
-          <w:rtl w:val="0"/>
-        </w:rPr>
-        <w:t xml:space="preserve">Answers</w:t>
-      </w:r>
-    </w:p>
-    <w:p>
-      <w:pPr>
-        <w:rPr>
-          <w:sz w:val="52"/>
-          <w:szCs w:val="52"/>
-        </w:rPr>
-      </w:pPr>
-      <w:r>
-        <w:rPr>
-          <w:rtl w:val="0"/>
-        </w:rPr>
-      </w:r>
-    </w:p>
-    <w:p>
-      <w:pPr>
-        <w:rPr/>
-      </w:pPr>
-      <w:r>
-        <w:rPr>
-          <w:rtl w:val="0"/>
-        </w:rPr>
-        <w:t xml:space="preserve">a )</w:t>
-      </w:r>
-    </w:p>
-    <w:p>
-      <w:pPr>
-        <w:rPr/>
-      </w:pPr>
-      <w:r>
-        <w:rPr>
-          <w:rtl w:val="0"/>
-        </w:rPr>
-      </w:r>
-    </w:p>
-    <w:p>
-      <w:pPr>
-        <w:rPr/>
-      </w:pPr>
-      <w:r>
-        <w:rPr>
-          <w:rtl w:val="0"/>
-        </w:rPr>
-      </w:r>
-    </w:p>
-    <w:p>
-      <w:pPr>
-        <w:rPr/>
-      </w:pPr>
-      <w:r>
-        <w:rPr>
-          <w:rtl w:val="0"/>
-        </w:rPr>
-        <w:t xml:space="preserve">b)</w:t>
-      </w:r>
-    </w:p>
-    <w:p>
-      <w:pPr>
-        <w:rPr/>
-      </w:pPr>
-      <w:r>
-        <w:rPr>
-          <w:rtl w:val="0"/>
-        </w:rPr>
-      </w:r>
-    </w:p>
-    <w:p>
-      <w:pPr>
-        <w:rPr/>
-      </w:pPr>
-      <w:r>
-        <w:rPr>
-          <w:rtl w:val="0"/>
-        </w:rPr>
-      </w:r>
-    </w:p>
-    <w:p>
-      <w:pPr>
-        <w:rPr/>
-      </w:pPr>
-      <w:r>
-        <w:rPr>
-          <w:rtl w:val="0"/>
-        </w:rPr>
-        <w:t xml:space="preserve">c)  Use an online 2D Calculator.  Insert image here.</w:t>
-      </w:r>
-    </w:p>
-    <w:p>
-      <w:pPr>
-        <w:rPr/>
-      </w:pPr>
-      <w:r>
-        <w:rPr>
-          <w:rtl w:val="0"/>
-        </w:rPr>
-      </w:r>
-    </w:p>
-    <w:p>
-      <w:pPr>
-        <w:rPr/>
-      </w:pPr>
-      <w:r>
-        <w:rPr>
-          <w:rtl w:val="0"/>
-        </w:rPr>
-      </w:r>
-    </w:p>
-    <w:p>
-      <w:pPr>
-        <w:rPr/>
-      </w:pPr>
-      <w:r>
-        <w:rPr>
-          <w:rtl w:val="0"/>
-        </w:rPr>
-      </w:r>
-    </w:p>
-    <w:p>
-      <w:pPr>
-        <w:rPr/>
-      </w:pPr>
-      <w:r>
-        <w:rPr>
-          <w:rtl w:val="0"/>
-        </w:rPr>
-      </w:r>
-    </w:p>
-    <w:p>
-      <w:pPr>
-        <w:rPr/>
-      </w:pPr>
-      <w:r>
-        <w:rPr>
-          <w:rtl w:val="0"/>
-        </w:rPr>
-      </w:r>
-    </w:p>
-    <w:p>
-      <w:pPr>
-        <w:rPr/>
-      </w:pPr>
-      <w:r>
-        <w:rPr>
-          <w:rtl w:val="0"/>
-        </w:rPr>
-      </w:r>
-    </w:p>
-    <w:p>
-      <w:pPr>
-        <w:rPr/>
-      </w:pPr>
+        <w:rPr/>
+      </w:pPr>
+      <w:r>
+        <w:rPr>
+          <w:rtl w:val="0"/>
+        </w:rPr>
+      </w:r>
+    </w:p>
+    <w:p>
+      <w:pPr>
+        <w:rPr/>
+      </w:pPr>
+      <w:r>
+        <w:rPr>
+          <w:rtl w:val="0"/>
+        </w:rPr>
+      </w:r>
+    </w:p>
+    <w:p>
+      <w:pPr>
+        <w:rPr/>
+      </w:pPr>
+      <w:r>
+        <w:rPr>
+          <w:rtl w:val="0"/>
+        </w:rPr>
+      </w:r>
+    </w:p>
+    <w:p>
+      <w:pPr>
+        <w:rPr>
+          <w:sz w:val="52"/>
+          <w:szCs w:val="52"/>
+        </w:rPr>
+      </w:pPr>
+      <w:r>
+        <w:rPr>
+          <w:sz w:val="52"/>
+          <w:szCs w:val="52"/>
+          <w:rtl w:val="0"/>
+        </w:rPr>
+        <w:t xml:space="preserve">Answers(#4)</w:t>
+      </w:r>
+    </w:p>
+    <w:p>
+      <w:pPr>
+        <w:rPr>
+          <w:sz w:val="52"/>
+          <w:szCs w:val="52"/>
+        </w:rPr>
+      </w:pPr>
+      <w:r>
+        <w:rPr>
+          <w:rtl w:val="0"/>
+        </w:rPr>
+      </w:r>
+    </w:p>
+    <w:p>
+      <w:pPr>
+        <w:rPr/>
+      </w:pPr>
+      <w:r>
+        <w:rPr>
+          <w:rtl w:val="0"/>
+        </w:rPr>
+        <w:t xml:space="preserve">a )                             b)                          c)                                 </w:t>
+      </w:r>
       <w:r>
         <w:rPr>
           <w:rtl w:val="0"/>
@@ -1410,14 +981,14 @@
         <w:rPr/>
         <w:drawing>
           <wp:inline distB="114300" distT="114300" distL="114300" distR="114300">
-            <wp:extent cx="6858000" cy="2641600"/>
+            <wp:extent cx="9096375" cy="4333875"/>
             <wp:effectExtent b="0" l="0" r="0" t="0"/>
-            <wp:docPr id="9" name="image11.png"/>
+            <wp:docPr id="4" name="image8.png"/>
             <a:graphic>
               <a:graphicData uri="http://schemas.openxmlformats.org/drawingml/2006/picture">
                 <pic:pic>
                   <pic:nvPicPr>
-                    <pic:cNvPr id="0" name="image11.png"/>
+                    <pic:cNvPr id="0" name="image8.png"/>
                     <pic:cNvPicPr preferRelativeResize="0"/>
                   </pic:nvPicPr>
                   <pic:blipFill>
@@ -1430,7 +1001,7 @@
                   <pic:spPr>
                     <a:xfrm>
                       <a:off x="0" y="0"/>
-                      <a:ext cx="6858000" cy="2641600"/>
+                      <a:ext cx="9096375" cy="4333875"/>
                     </a:xfrm>
                     <a:prstGeom prst="rect"/>
                     <a:ln/>
@@ -1459,172 +1030,80 @@
     </w:p>
     <w:p>
       <w:pPr>
-        <w:rPr>
-          <w:sz w:val="52"/>
-          <w:szCs w:val="52"/>
-        </w:rPr>
-      </w:pPr>
-      <w:r>
-        <w:rPr>
-          <w:sz w:val="52"/>
-          <w:szCs w:val="52"/>
-          <w:rtl w:val="0"/>
-        </w:rPr>
-        <w:t xml:space="preserve">Answers</w:t>
-      </w:r>
-    </w:p>
-    <w:p>
-      <w:pPr>
-        <w:rPr>
-          <w:sz w:val="52"/>
-          <w:szCs w:val="52"/>
-        </w:rPr>
-      </w:pPr>
-      <w:r>
-        <w:rPr>
-          <w:rtl w:val="0"/>
-        </w:rPr>
-      </w:r>
-    </w:p>
-    <w:p>
-      <w:pPr>
-        <w:rPr/>
-      </w:pPr>
-      <w:r>
-        <w:rPr>
-          <w:rtl w:val="0"/>
-        </w:rPr>
-        <w:t xml:space="preserve">a )</w:t>
-      </w:r>
-    </w:p>
-    <w:p>
-      <w:pPr>
-        <w:rPr/>
-      </w:pPr>
-      <w:r>
-        <w:rPr>
-          <w:rtl w:val="0"/>
-        </w:rPr>
-      </w:r>
-    </w:p>
-    <w:p>
-      <w:pPr>
-        <w:rPr/>
-      </w:pPr>
-      <w:r>
-        <w:rPr>
-          <w:rtl w:val="0"/>
-        </w:rPr>
-      </w:r>
-    </w:p>
-    <w:p>
-      <w:pPr>
-        <w:rPr/>
-      </w:pPr>
-      <w:r>
-        <w:rPr>
-          <w:rtl w:val="0"/>
-        </w:rPr>
-        <w:t xml:space="preserve">b)</w:t>
-      </w:r>
-    </w:p>
-    <w:p>
-      <w:pPr>
-        <w:rPr/>
-      </w:pPr>
-      <w:r>
-        <w:rPr>
-          <w:rtl w:val="0"/>
-        </w:rPr>
-      </w:r>
-    </w:p>
-    <w:p>
-      <w:pPr>
-        <w:rPr/>
-      </w:pPr>
-      <w:r>
-        <w:rPr>
-          <w:rtl w:val="0"/>
-        </w:rPr>
-      </w:r>
-    </w:p>
-    <w:p>
-      <w:pPr>
-        <w:rPr/>
-      </w:pPr>
-      <w:r>
-        <w:rPr>
-          <w:rtl w:val="0"/>
-        </w:rPr>
-        <w:t xml:space="preserve">c)  Use an online 2D Calculator.  Insert image here.</w:t>
-      </w:r>
-    </w:p>
-    <w:p>
-      <w:pPr>
-        <w:rPr/>
-      </w:pPr>
-      <w:r>
-        <w:rPr>
-          <w:rtl w:val="0"/>
-        </w:rPr>
-      </w:r>
-    </w:p>
-    <w:p>
-      <w:pPr>
-        <w:rPr/>
-      </w:pPr>
-      <w:r>
-        <w:rPr>
-          <w:rtl w:val="0"/>
-        </w:rPr>
-      </w:r>
-    </w:p>
-    <w:p>
-      <w:pPr>
-        <w:rPr/>
-      </w:pPr>
-      <w:r>
-        <w:rPr>
-          <w:rtl w:val="0"/>
-        </w:rPr>
-      </w:r>
-    </w:p>
-    <w:p>
-      <w:pPr>
-        <w:rPr/>
-      </w:pPr>
-      <w:r>
-        <w:rPr>
-          <w:rtl w:val="0"/>
-        </w:rPr>
-      </w:r>
-    </w:p>
-    <w:p>
-      <w:pPr>
-        <w:rPr/>
-      </w:pPr>
-      <w:r>
-        <w:rPr>
-          <w:rtl w:val="0"/>
-        </w:rPr>
-      </w:r>
-    </w:p>
-    <w:p>
-      <w:pPr>
-        <w:rPr/>
-      </w:pPr>
-      <w:r>
-        <w:br w:type="page"/>
-      </w:r>
-      <w:r>
-        <w:rPr>
-          <w:rtl w:val="0"/>
-        </w:rPr>
-      </w:r>
-    </w:p>
-    <w:p>
-      <w:pPr>
-        <w:rPr/>
+        <w:rPr/>
+      </w:pPr>
+      <w:r>
+        <w:rPr>
+          <w:rtl w:val="0"/>
+        </w:rPr>
+      </w:r>
+    </w:p>
+    <w:p>
+      <w:pPr>
+        <w:rPr/>
+      </w:pPr>
+      <w:r>
+        <w:rPr>
+          <w:rtl w:val="0"/>
+        </w:rPr>
+      </w:r>
+    </w:p>
+    <w:p>
+      <w:pPr>
+        <w:rPr>
+          <w:sz w:val="52"/>
+          <w:szCs w:val="52"/>
+        </w:rPr>
+      </w:pPr>
+      <w:r>
+        <w:rPr>
+          <w:sz w:val="52"/>
+          <w:szCs w:val="52"/>
+          <w:rtl w:val="0"/>
+        </w:rPr>
+        <w:t xml:space="preserve">Answers(#5)</w:t>
+      </w:r>
+    </w:p>
+    <w:p>
+      <w:pPr>
+        <w:rPr>
+          <w:sz w:val="52"/>
+          <w:szCs w:val="52"/>
+        </w:rPr>
+      </w:pPr>
+      <w:r>
+        <w:rPr>
+          <w:rtl w:val="0"/>
+        </w:rPr>
+      </w:r>
+    </w:p>
+    <w:p>
+      <w:pPr>
+        <w:rPr/>
+      </w:pPr>
+      <w:r>
+        <w:rPr>
+          <w:rtl w:val="0"/>
+        </w:rPr>
+        <w:t xml:space="preserve">a )                             b)                          c)                                 </w:t>
+      </w:r>
+    </w:p>
+    <w:p>
+      <w:pPr>
+        <w:rPr/>
+      </w:pPr>
+      <w:r>
+        <w:rPr>
+          <w:rtl w:val="0"/>
+        </w:rPr>
+      </w:r>
+    </w:p>
+    <w:p>
+      <w:pPr>
+        <w:rPr>
+          <w:sz w:val="52"/>
+          <w:szCs w:val="52"/>
+        </w:rPr>
       </w:pPr>
       <w:r>
         <w:rPr>
@@ -1650,14 +1129,14 @@
         <w:rPr/>
         <w:drawing>
           <wp:inline distB="114300" distT="114300" distL="114300" distR="114300">
-            <wp:extent cx="6858000" cy="3530600"/>
+            <wp:extent cx="8972550" cy="4219575"/>
             <wp:effectExtent b="0" l="0" r="0" t="0"/>
-            <wp:docPr id="6" name="image6.png"/>
+            <wp:docPr id="1" name="image5.png"/>
             <a:graphic>
               <a:graphicData uri="http://schemas.openxmlformats.org/drawingml/2006/picture">
                 <pic:pic>
                   <pic:nvPicPr>
-                    <pic:cNvPr id="0" name="image6.png"/>
+                    <pic:cNvPr id="0" name="image5.png"/>
                     <pic:cNvPicPr preferRelativeResize="0"/>
                   </pic:nvPicPr>
                   <pic:blipFill>
@@ -1670,7 +1149,7 @@
                   <pic:spPr>
                     <a:xfrm>
                       <a:off x="0" y="0"/>
-                      <a:ext cx="6858000" cy="3530600"/>
+                      <a:ext cx="8972550" cy="4219575"/>
                     </a:xfrm>
                     <a:prstGeom prst="rect"/>
                     <a:ln/>
@@ -1689,135 +1168,75 @@
     </w:p>
     <w:p>
       <w:pPr>
-        <w:rPr>
-          <w:sz w:val="52"/>
-          <w:szCs w:val="52"/>
-        </w:rPr>
-      </w:pPr>
-      <w:r>
-        <w:rPr>
-          <w:sz w:val="52"/>
-          <w:szCs w:val="52"/>
-          <w:rtl w:val="0"/>
-        </w:rPr>
-        <w:t xml:space="preserve">Answers</w:t>
-      </w:r>
-    </w:p>
-    <w:p>
-      <w:pPr>
-        <w:rPr>
-          <w:sz w:val="52"/>
-          <w:szCs w:val="52"/>
-        </w:rPr>
-      </w:pPr>
-      <w:r>
-        <w:rPr>
-          <w:rtl w:val="0"/>
-        </w:rPr>
-      </w:r>
-    </w:p>
-    <w:p>
-      <w:pPr>
-        <w:rPr/>
-      </w:pPr>
-      <w:r>
-        <w:rPr>
-          <w:rtl w:val="0"/>
-        </w:rPr>
-        <w:t xml:space="preserve">a )</w:t>
-      </w:r>
-    </w:p>
-    <w:p>
-      <w:pPr>
-        <w:rPr/>
-      </w:pPr>
-      <w:r>
-        <w:rPr>
-          <w:rtl w:val="0"/>
-        </w:rPr>
-      </w:r>
-    </w:p>
-    <w:p>
-      <w:pPr>
-        <w:rPr/>
-      </w:pPr>
-      <w:r>
-        <w:rPr>
-          <w:rtl w:val="0"/>
-        </w:rPr>
-      </w:r>
-    </w:p>
-    <w:p>
-      <w:pPr>
-        <w:rPr/>
-      </w:pPr>
-      <w:r>
-        <w:rPr>
-          <w:rtl w:val="0"/>
-        </w:rPr>
-        <w:t xml:space="preserve">b)</w:t>
-      </w:r>
-    </w:p>
-    <w:p>
-      <w:pPr>
-        <w:rPr/>
-      </w:pPr>
-      <w:r>
-        <w:rPr>
-          <w:rtl w:val="0"/>
-        </w:rPr>
-      </w:r>
-    </w:p>
-    <w:p>
-      <w:pPr>
-        <w:rPr/>
-      </w:pPr>
-      <w:r>
-        <w:rPr>
-          <w:rtl w:val="0"/>
-        </w:rPr>
-      </w:r>
-    </w:p>
-    <w:p>
-      <w:pPr>
-        <w:rPr/>
-      </w:pPr>
-      <w:r>
-        <w:rPr>
-          <w:rtl w:val="0"/>
-        </w:rPr>
-        <w:t xml:space="preserve">c)</w:t>
-      </w:r>
-    </w:p>
-    <w:p>
-      <w:pPr>
-        <w:rPr/>
-      </w:pPr>
-      <w:r>
-        <w:rPr>
-          <w:rtl w:val="0"/>
-        </w:rPr>
-      </w:r>
-    </w:p>
-    <w:p>
-      <w:pPr>
-        <w:rPr/>
-      </w:pPr>
-      <w:r>
-        <w:rPr>
-          <w:rtl w:val="0"/>
-        </w:rPr>
-      </w:r>
-    </w:p>
-    <w:p>
-      <w:pPr>
-        <w:rPr/>
-      </w:pPr>
-      <w:r>
-        <w:rPr>
-          <w:rtl w:val="0"/>
-        </w:rPr>
-        <w:t xml:space="preserve">d)  Use an online 2D Calculator.  Insert image here.</w:t>
+        <w:rPr/>
+      </w:pPr>
+      <w:r>
+        <w:rPr>
+          <w:rtl w:val="0"/>
+        </w:rPr>
+      </w:r>
+    </w:p>
+    <w:p>
+      <w:pPr>
+        <w:rPr>
+          <w:sz w:val="52"/>
+          <w:szCs w:val="52"/>
+        </w:rPr>
+      </w:pPr>
+      <w:r>
+        <w:rPr>
+          <w:sz w:val="52"/>
+          <w:szCs w:val="52"/>
+          <w:rtl w:val="0"/>
+        </w:rPr>
+        <w:t xml:space="preserve">Answers(#6)</w:t>
+      </w:r>
+    </w:p>
+    <w:p>
+      <w:pPr>
+        <w:rPr>
+          <w:sz w:val="52"/>
+          <w:szCs w:val="52"/>
+        </w:rPr>
+      </w:pPr>
+      <w:r>
+        <w:rPr>
+          <w:rtl w:val="0"/>
+        </w:rPr>
+      </w:r>
+    </w:p>
+    <w:p>
+      <w:pPr>
+        <w:rPr/>
+      </w:pPr>
+      <w:r>
+        <w:rPr>
+          <w:rtl w:val="0"/>
+        </w:rPr>
+        <w:t xml:space="preserve">a )                             b)                          c)                        d)               </w:t>
+      </w:r>
+    </w:p>
+    <w:p>
+      <w:pPr>
+        <w:rPr/>
+      </w:pPr>
+      <w:r>
+        <w:rPr>
+          <w:rtl w:val="0"/>
+        </w:rPr>
+      </w:r>
+    </w:p>
+    <w:p>
+      <w:pPr>
+        <w:rPr>
+          <w:sz w:val="52"/>
+          <w:szCs w:val="52"/>
+        </w:rPr>
+      </w:pPr>
+      <w:r>
+        <w:rPr>
+          <w:rtl w:val="0"/>
+        </w:rPr>
       </w:r>
     </w:p>
     <w:p>
@@ -1868,14 +1287,14 @@
         <w:rPr/>
         <w:drawing>
           <wp:inline distB="114300" distT="114300" distL="114300" distR="114300">
-            <wp:extent cx="6858000" cy="3771900"/>
+            <wp:extent cx="8877300" cy="4362450"/>
             <wp:effectExtent b="0" l="0" r="0" t="0"/>
-            <wp:docPr id="10" name="image5.png"/>
+            <wp:docPr id="3" name="image3.png"/>
             <a:graphic>
               <a:graphicData uri="http://schemas.openxmlformats.org/drawingml/2006/picture">
                 <pic:pic>
                   <pic:nvPicPr>
-                    <pic:cNvPr id="0" name="image5.png"/>
+                    <pic:cNvPr id="0" name="image3.png"/>
                     <pic:cNvPicPr preferRelativeResize="0"/>
                   </pic:nvPicPr>
                   <pic:blipFill>
@@ -1888,7 +1307,7 @@
                   <pic:spPr>
                     <a:xfrm>
                       <a:off x="0" y="0"/>
-                      <a:ext cx="6858000" cy="3771900"/>
+                      <a:ext cx="8877300" cy="4362450"/>
                     </a:xfrm>
                     <a:prstGeom prst="rect"/>
                     <a:ln/>
@@ -1928,239 +1347,49 @@
           <w:szCs w:val="52"/>
           <w:rtl w:val="0"/>
         </w:rPr>
-        <w:t xml:space="preserve">Answers</w:t>
-      </w:r>
-    </w:p>
-    <w:p>
-      <w:pPr>
-        <w:rPr>
-          <w:sz w:val="52"/>
-          <w:szCs w:val="52"/>
-        </w:rPr>
-      </w:pPr>
-      <w:r>
-        <w:rPr>
-          <w:rtl w:val="0"/>
-        </w:rPr>
-      </w:r>
-    </w:p>
-    <w:p>
-      <w:pPr>
-        <w:rPr/>
-      </w:pPr>
-      <w:r>
-        <w:rPr>
-          <w:rtl w:val="0"/>
-        </w:rPr>
-        <w:t xml:space="preserve">a )</w:t>
-      </w:r>
-    </w:p>
-    <w:p>
-      <w:pPr>
-        <w:rPr/>
-      </w:pPr>
-      <w:r>
-        <w:rPr>
-          <w:rtl w:val="0"/>
-        </w:rPr>
-      </w:r>
-    </w:p>
-    <w:p>
-      <w:pPr>
-        <w:rPr/>
-      </w:pPr>
-      <w:r>
-        <w:rPr>
-          <w:rtl w:val="0"/>
-        </w:rPr>
-      </w:r>
-    </w:p>
-    <w:p>
-      <w:pPr>
-        <w:rPr/>
-      </w:pPr>
-      <w:r>
-        <w:rPr>
-          <w:rtl w:val="0"/>
-        </w:rPr>
-        <w:t xml:space="preserve">b)</w:t>
-      </w:r>
-    </w:p>
-    <w:p>
-      <w:pPr>
-        <w:rPr/>
-      </w:pPr>
-      <w:r>
-        <w:rPr>
-          <w:rtl w:val="0"/>
-        </w:rPr>
-      </w:r>
-    </w:p>
-    <w:p>
-      <w:pPr>
-        <w:rPr/>
-      </w:pPr>
-      <w:r>
-        <w:rPr>
-          <w:rtl w:val="0"/>
-        </w:rPr>
-      </w:r>
-    </w:p>
-    <w:p>
-      <w:pPr>
-        <w:rPr/>
-      </w:pPr>
-      <w:r>
-        <w:rPr>
-          <w:rtl w:val="0"/>
-        </w:rPr>
-        <w:t xml:space="preserve">c)</w:t>
-      </w:r>
-    </w:p>
-    <w:p>
-      <w:pPr>
-        <w:rPr/>
-      </w:pPr>
-      <w:r>
-        <w:rPr>
-          <w:rtl w:val="0"/>
-        </w:rPr>
-      </w:r>
-    </w:p>
-    <w:p>
-      <w:pPr>
-        <w:rPr/>
-      </w:pPr>
-      <w:r>
-        <w:rPr>
-          <w:rtl w:val="0"/>
-        </w:rPr>
-      </w:r>
-    </w:p>
-    <w:p>
-      <w:pPr>
-        <w:rPr/>
-      </w:pPr>
-      <w:r>
-        <w:rPr>
-          <w:rtl w:val="0"/>
-        </w:rPr>
-        <w:t xml:space="preserve">d)  Use an online 2D Calculator.  Insert image here.</w:t>
-      </w:r>
-    </w:p>
-    <w:p>
-      <w:pPr>
-        <w:rPr/>
-      </w:pPr>
-      <w:r>
-        <w:rPr>
-          <w:rtl w:val="0"/>
-        </w:rPr>
-      </w:r>
-    </w:p>
-    <w:p>
-      <w:pPr>
-        <w:rPr/>
-      </w:pPr>
-      <w:r>
-        <w:rPr>
-          <w:rtl w:val="0"/>
-        </w:rPr>
-      </w:r>
-    </w:p>
-    <w:p>
-      <w:pPr>
-        <w:rPr/>
-      </w:pPr>
-      <w:r>
-        <w:rPr>
-          <w:rtl w:val="0"/>
-        </w:rPr>
-      </w:r>
-    </w:p>
-    <w:p>
-      <w:pPr>
-        <w:rPr/>
-      </w:pPr>
-      <w:r>
-        <w:rPr>
-          <w:rtl w:val="0"/>
-        </w:rPr>
-      </w:r>
-    </w:p>
-    <w:p>
-      <w:pPr>
-        <w:rPr/>
-      </w:pPr>
-      <w:r>
-        <w:rPr>
-          <w:rtl w:val="0"/>
-        </w:rPr>
-      </w:r>
-    </w:p>
-    <w:p>
-      <w:pPr>
-        <w:rPr/>
-      </w:pPr>
-      <w:r>
-        <w:rPr>
-          <w:rtl w:val="0"/>
-        </w:rPr>
-      </w:r>
-    </w:p>
-    <w:p>
-      <w:pPr>
-        <w:rPr/>
-      </w:pPr>
-      <w:r>
-        <w:rPr>
-          <w:rtl w:val="0"/>
-        </w:rPr>
-      </w:r>
-    </w:p>
-    <w:p>
-      <w:pPr>
-        <w:rPr/>
-      </w:pPr>
-      <w:r>
-        <w:rPr>
-          <w:rtl w:val="0"/>
-        </w:rPr>
-      </w:r>
-    </w:p>
-    <w:p>
-      <w:pPr>
-        <w:rPr/>
-      </w:pPr>
-      <w:r>
-        <w:rPr>
-          <w:rtl w:val="0"/>
-        </w:rPr>
-      </w:r>
-    </w:p>
-    <w:p>
-      <w:pPr>
-        <w:rPr/>
-      </w:pPr>
-      <w:r>
-        <w:rPr>
-          <w:rtl w:val="0"/>
-        </w:rPr>
-      </w:r>
-    </w:p>
-    <w:p>
-      <w:pPr>
-        <w:rPr/>
-      </w:pPr>
-      <w:r>
-        <w:rPr>
-          <w:rtl w:val="0"/>
-        </w:rPr>
-      </w:r>
-    </w:p>
-    <w:p>
-      <w:pPr>
-        <w:rPr/>
+        <w:t xml:space="preserve">Answers(#7)</w:t>
+      </w:r>
+    </w:p>
+    <w:p>
+      <w:pPr>
+        <w:rPr>
+          <w:sz w:val="52"/>
+          <w:szCs w:val="52"/>
+        </w:rPr>
+      </w:pPr>
+      <w:r>
+        <w:rPr>
+          <w:rtl w:val="0"/>
+        </w:rPr>
+      </w:r>
+    </w:p>
+    <w:p>
+      <w:pPr>
+        <w:rPr/>
+      </w:pPr>
+      <w:r>
+        <w:rPr>
+          <w:rtl w:val="0"/>
+        </w:rPr>
+        <w:t xml:space="preserve">a )                             b)                          c)                                 d)</w:t>
+      </w:r>
+    </w:p>
+    <w:p>
+      <w:pPr>
+        <w:rPr/>
+      </w:pPr>
+      <w:r>
+        <w:rPr>
+          <w:rtl w:val="0"/>
+        </w:rPr>
+      </w:r>
+    </w:p>
+    <w:p>
+      <w:pPr>
+        <w:rPr>
+          <w:sz w:val="52"/>
+          <w:szCs w:val="52"/>
+        </w:rPr>
       </w:pPr>
       <w:r>
         <w:rPr>
@@ -2198,12 +1427,12 @@
           <wp:inline distB="114300" distT="114300" distL="114300" distR="114300">
             <wp:extent cx="5915025" cy="1143000"/>
             <wp:effectExtent b="0" l="0" r="0" t="0"/>
-            <wp:docPr id="3" name="image1.png"/>
+            <wp:docPr id="5" name="image7.png"/>
             <a:graphic>
               <a:graphicData uri="http://schemas.openxmlformats.org/drawingml/2006/picture">
                 <pic:pic>
                   <pic:nvPicPr>
-                    <pic:cNvPr id="0" name="image1.png"/>
+                    <pic:cNvPr id="0" name="image7.png"/>
                     <pic:cNvPicPr preferRelativeResize="0"/>
                   </pic:nvPicPr>
                   <pic:blipFill>
@@ -2243,8 +1472,118 @@
           <w:szCs w:val="52"/>
           <w:rtl w:val="0"/>
         </w:rPr>
-        <w:t xml:space="preserve">Answer:</w:t>
-      </w:r>
+        <w:t xml:space="preserve">Answer (#8):</w:t>
+      </w:r>
+      <w:r>
+        <w:rPr>
+          <w:rtl w:val="0"/>
+        </w:rPr>
+      </w:r>
+    </w:p>
+    <w:p>
+      <w:pPr>
+        <w:rPr/>
+      </w:pPr>
+      <w:r>
+        <w:rPr>
+          <w:rtl w:val="0"/>
+        </w:rPr>
+      </w:r>
+    </w:p>
+    <w:p>
+      <w:pPr>
+        <w:rPr/>
+      </w:pPr>
+      <w:r>
+        <w:rPr>
+          <w:rtl w:val="0"/>
+        </w:rPr>
+      </w:r>
+    </w:p>
+    <w:p>
+      <w:pPr>
+        <w:rPr/>
+      </w:pPr>
+      <w:r>
+        <w:rPr>
+          <w:rtl w:val="0"/>
+        </w:rPr>
+      </w:r>
+    </w:p>
+    <w:p>
+      <w:pPr>
+        <w:rPr/>
+      </w:pPr>
+      <w:r>
+        <w:rPr>
+          <w:rtl w:val="0"/>
+        </w:rPr>
+      </w:r>
+    </w:p>
+    <w:p>
+      <w:pPr>
+        <w:rPr/>
+      </w:pPr>
+      <w:r>
+        <w:rPr>
+          <w:rtl w:val="0"/>
+        </w:rPr>
+      </w:r>
+    </w:p>
+    <w:p>
+      <w:pPr>
+        <w:rPr/>
+      </w:pPr>
+      <w:r>
+        <w:rPr>
+          <w:rtl w:val="0"/>
+        </w:rPr>
+      </w:r>
+    </w:p>
+    <w:p>
+      <w:pPr>
+        <w:rPr/>
+      </w:pPr>
+      <w:r>
+        <w:rPr>
+          <w:rtl w:val="0"/>
+        </w:rPr>
+      </w:r>
+    </w:p>
+    <w:p>
+      <w:pPr>
+        <w:rPr/>
+      </w:pPr>
+      <w:r>
+        <w:rPr>
+          <w:rtl w:val="0"/>
+        </w:rPr>
+      </w:r>
+    </w:p>
+    <w:p>
+      <w:pPr>
+        <w:rPr/>
+      </w:pPr>
+      <w:r>
+        <w:rPr>
+          <w:rtl w:val="0"/>
+        </w:rPr>
+      </w:r>
+    </w:p>
+    <w:p>
+      <w:pPr>
+        <w:rPr/>
+      </w:pPr>
+      <w:r>
+        <w:rPr>
+          <w:rtl w:val="0"/>
+        </w:rPr>
+      </w:r>
+    </w:p>
+    <w:p>
+      <w:pPr>
+        <w:rPr/>
+      </w:pPr>
       <w:r>
         <w:rPr>
           <w:rtl w:val="0"/>
@@ -2381,12 +1720,12 @@
           <wp:inline distB="114300" distT="114300" distL="114300" distR="114300">
             <wp:extent cx="5810250" cy="1085850"/>
             <wp:effectExtent b="0" l="0" r="0" t="0"/>
-            <wp:docPr id="13" name="image3.png"/>
+            <wp:docPr id="12" name="image9.png"/>
             <a:graphic>
               <a:graphicData uri="http://schemas.openxmlformats.org/drawingml/2006/picture">
                 <pic:pic>
                   <pic:nvPicPr>
-                    <pic:cNvPr id="0" name="image3.png"/>
+                    <pic:cNvPr id="0" name="image9.png"/>
                     <pic:cNvPicPr preferRelativeResize="0"/>
                   </pic:nvPicPr>
                   <pic:blipFill>
@@ -2436,8 +1775,118 @@
           <w:szCs w:val="52"/>
           <w:rtl w:val="0"/>
         </w:rPr>
-        <w:t xml:space="preserve">Answer:</w:t>
-      </w:r>
+        <w:t xml:space="preserve">Answer (#9):</w:t>
+      </w:r>
+      <w:r>
+        <w:rPr>
+          <w:rtl w:val="0"/>
+        </w:rPr>
+      </w:r>
+    </w:p>
+    <w:p>
+      <w:pPr>
+        <w:rPr/>
+      </w:pPr>
+      <w:r>
+        <w:rPr>
+          <w:rtl w:val="0"/>
+        </w:rPr>
+      </w:r>
+    </w:p>
+    <w:p>
+      <w:pPr>
+        <w:rPr/>
+      </w:pPr>
+      <w:r>
+        <w:rPr>
+          <w:rtl w:val="0"/>
+        </w:rPr>
+      </w:r>
+    </w:p>
+    <w:p>
+      <w:pPr>
+        <w:rPr/>
+      </w:pPr>
+      <w:r>
+        <w:rPr>
+          <w:rtl w:val="0"/>
+        </w:rPr>
+      </w:r>
+    </w:p>
+    <w:p>
+      <w:pPr>
+        <w:rPr/>
+      </w:pPr>
+      <w:r>
+        <w:rPr>
+          <w:rtl w:val="0"/>
+        </w:rPr>
+      </w:r>
+    </w:p>
+    <w:p>
+      <w:pPr>
+        <w:rPr/>
+      </w:pPr>
+      <w:r>
+        <w:rPr>
+          <w:rtl w:val="0"/>
+        </w:rPr>
+      </w:r>
+    </w:p>
+    <w:p>
+      <w:pPr>
+        <w:rPr/>
+      </w:pPr>
+      <w:r>
+        <w:rPr>
+          <w:rtl w:val="0"/>
+        </w:rPr>
+      </w:r>
+    </w:p>
+    <w:p>
+      <w:pPr>
+        <w:rPr/>
+      </w:pPr>
+      <w:r>
+        <w:rPr>
+          <w:rtl w:val="0"/>
+        </w:rPr>
+      </w:r>
+    </w:p>
+    <w:p>
+      <w:pPr>
+        <w:rPr/>
+      </w:pPr>
+      <w:r>
+        <w:rPr>
+          <w:rtl w:val="0"/>
+        </w:rPr>
+      </w:r>
+    </w:p>
+    <w:p>
+      <w:pPr>
+        <w:rPr/>
+      </w:pPr>
+      <w:r>
+        <w:rPr>
+          <w:rtl w:val="0"/>
+        </w:rPr>
+      </w:r>
+    </w:p>
+    <w:p>
+      <w:pPr>
+        <w:rPr/>
+      </w:pPr>
+      <w:r>
+        <w:rPr>
+          <w:rtl w:val="0"/>
+        </w:rPr>
+      </w:r>
+    </w:p>
+    <w:p>
+      <w:pPr>
+        <w:rPr/>
+      </w:pPr>
       <w:r>
         <w:rPr>
           <w:rtl w:val="0"/>
@@ -2462,14 +1911,14 @@
         <w:rPr/>
         <w:drawing>
           <wp:inline distB="114300" distT="114300" distL="114300" distR="114300">
-            <wp:extent cx="6858000" cy="3378200"/>
+            <wp:extent cx="8020050" cy="3895725"/>
             <wp:effectExtent b="0" l="0" r="0" t="0"/>
-            <wp:docPr id="4" name="image10.png"/>
+            <wp:docPr id="11" name="image1.png"/>
             <a:graphic>
               <a:graphicData uri="http://schemas.openxmlformats.org/drawingml/2006/picture">
                 <pic:pic>
                   <pic:nvPicPr>
-                    <pic:cNvPr id="0" name="image10.png"/>
+                    <pic:cNvPr id="0" name="image1.png"/>
                     <pic:cNvPicPr preferRelativeResize="0"/>
                   </pic:nvPicPr>
                   <pic:blipFill>
@@ -2482,7 +1931,7 @@
                   <pic:spPr>
                     <a:xfrm>
                       <a:off x="0" y="0"/>
-                      <a:ext cx="6858000" cy="3378200"/>
+                      <a:ext cx="8020050" cy="3895725"/>
                     </a:xfrm>
                     <a:prstGeom prst="rect"/>
                     <a:ln/>
@@ -2531,89 +1980,82 @@
     </w:p>
     <w:p>
       <w:pPr>
-        <w:rPr/>
-      </w:pPr>
-      <w:r>
-        <w:rPr>
-          <w:rtl w:val="0"/>
-        </w:rPr>
-      </w:r>
-    </w:p>
-    <w:p>
-      <w:pPr>
-        <w:rPr>
-          <w:sz w:val="52"/>
-          <w:szCs w:val="52"/>
-        </w:rPr>
-      </w:pPr>
-      <w:r>
-        <w:rPr>
-          <w:sz w:val="52"/>
-          <w:szCs w:val="52"/>
-          <w:rtl w:val="0"/>
-        </w:rPr>
-        <w:t xml:space="preserve">Answers</w:t>
-      </w:r>
-    </w:p>
-    <w:p>
-      <w:pPr>
-        <w:rPr>
-          <w:sz w:val="52"/>
-          <w:szCs w:val="52"/>
-        </w:rPr>
-      </w:pPr>
-      <w:r>
-        <w:rPr>
-          <w:rtl w:val="0"/>
-        </w:rPr>
-      </w:r>
-    </w:p>
-    <w:p>
-      <w:pPr>
-        <w:rPr/>
-      </w:pPr>
-      <w:r>
-        <w:rPr>
-          <w:rtl w:val="0"/>
-        </w:rPr>
-        <w:t xml:space="preserve">A</w:t>
-      </w:r>
-      <w:r>
-        <w:rPr>
-          <w:rtl w:val="0"/>
-        </w:rPr>
-        <w:t xml:space="preserve"> )</w:t>
-      </w:r>
-    </w:p>
-    <w:p>
-      <w:pPr>
-        <w:rPr/>
-      </w:pPr>
-      <w:r>
-        <w:rPr>
-          <w:rtl w:val="0"/>
-        </w:rPr>
-      </w:r>
-    </w:p>
-    <w:p>
-      <w:pPr>
-        <w:rPr/>
-      </w:pPr>
-      <w:r>
-        <w:rPr>
-          <w:rtl w:val="0"/>
-        </w:rPr>
-      </w:r>
-    </w:p>
-    <w:p>
-      <w:pPr>
-        <w:rPr/>
-      </w:pPr>
-      <w:r>
-        <w:rPr>
-          <w:rtl w:val="0"/>
-        </w:rPr>
-        <w:t xml:space="preserve">B)</w:t>
+        <w:rPr>
+          <w:sz w:val="52"/>
+          <w:szCs w:val="52"/>
+        </w:rPr>
+      </w:pPr>
+      <w:r>
+        <w:rPr>
+          <w:sz w:val="52"/>
+          <w:szCs w:val="52"/>
+          <w:rtl w:val="0"/>
+        </w:rPr>
+        <w:t xml:space="preserve">Answers (#10)</w:t>
+      </w:r>
+    </w:p>
+    <w:p>
+      <w:pPr>
+        <w:rPr>
+          <w:sz w:val="52"/>
+          <w:szCs w:val="52"/>
+        </w:rPr>
+      </w:pPr>
+      <w:r>
+        <w:rPr>
+          <w:rtl w:val="0"/>
+        </w:rPr>
+      </w:r>
+    </w:p>
+    <w:p>
+      <w:pPr>
+        <w:rPr/>
+      </w:pPr>
+      <w:r>
+        <w:rPr>
+          <w:rtl w:val="0"/>
+        </w:rPr>
+        <w:t xml:space="preserve">a )                             b)                                  </w:t>
+      </w:r>
+    </w:p>
+    <w:p>
+      <w:pPr>
+        <w:rPr/>
+      </w:pPr>
+      <w:r>
+        <w:rPr>
+          <w:rtl w:val="0"/>
+        </w:rPr>
+      </w:r>
+    </w:p>
+    <w:p>
+      <w:pPr>
+        <w:rPr/>
+      </w:pPr>
+      <w:r>
+        <w:rPr>
+          <w:rtl w:val="0"/>
+        </w:rPr>
+      </w:r>
+    </w:p>
+    <w:p>
+      <w:pPr>
+        <w:rPr/>
+      </w:pPr>
+      <w:r>
+        <w:rPr>
+          <w:rtl w:val="0"/>
+        </w:rPr>
+      </w:r>
+    </w:p>
+    <w:p>
+      <w:pPr>
+        <w:rPr/>
+      </w:pPr>
+      <w:r>
+        <w:rPr>
+          <w:rtl w:val="0"/>
+        </w:rPr>
       </w:r>
     </w:p>
     <w:p>
@@ -2654,14 +2096,14 @@
         <w:rPr/>
         <w:drawing>
           <wp:inline distB="114300" distT="114300" distL="114300" distR="114300">
-            <wp:extent cx="6858000" cy="4826000"/>
+            <wp:extent cx="8743950" cy="5305425"/>
             <wp:effectExtent b="0" l="0" r="0" t="0"/>
-            <wp:docPr id="1" name="image9.png"/>
+            <wp:docPr id="6" name="image10.png"/>
             <a:graphic>
               <a:graphicData uri="http://schemas.openxmlformats.org/drawingml/2006/picture">
                 <pic:pic>
                   <pic:nvPicPr>
-                    <pic:cNvPr id="0" name="image9.png"/>
+                    <pic:cNvPr id="0" name="image10.png"/>
                     <pic:cNvPicPr preferRelativeResize="0"/>
                   </pic:nvPicPr>
                   <pic:blipFill>
@@ -2674,7 +2116,7 @@
                   <pic:spPr>
                     <a:xfrm>
                       <a:off x="0" y="0"/>
-                      <a:ext cx="6858000" cy="4826000"/>
+                      <a:ext cx="8743950" cy="5305425"/>
                     </a:xfrm>
                     <a:prstGeom prst="rect"/>
                     <a:ln/>
@@ -2696,246 +2138,49 @@
         <w:rPr/>
       </w:pPr>
       <w:r>
-        <w:rPr/>
-        <w:drawing>
-          <wp:inline distB="114300" distT="114300" distL="114300" distR="114300">
-            <wp:extent cx="4610100" cy="3314700"/>
-            <wp:effectExtent b="0" l="0" r="0" t="0"/>
-            <wp:docPr id="8" name="image12.png"/>
-            <a:graphic>
-              <a:graphicData uri="http://schemas.openxmlformats.org/drawingml/2006/picture">
-                <pic:pic>
-                  <pic:nvPicPr>
-                    <pic:cNvPr id="0" name="image12.png"/>
-                    <pic:cNvPicPr preferRelativeResize="0"/>
-                  </pic:nvPicPr>
-                  <pic:blipFill>
-                    <a:blip r:embed="rId18"/>
-                    <a:srcRect b="0" l="0" r="0" t="0"/>
-                    <a:stretch>
-                      <a:fillRect/>
-                    </a:stretch>
-                  </pic:blipFill>
-                  <pic:spPr>
-                    <a:xfrm>
-                      <a:off x="0" y="0"/>
-                      <a:ext cx="4610100" cy="3314700"/>
-                    </a:xfrm>
-                    <a:prstGeom prst="rect"/>
-                    <a:ln/>
-                  </pic:spPr>
-                </pic:pic>
-              </a:graphicData>
-            </a:graphic>
-          </wp:inline>
-        </w:drawing>
-      </w:r>
-      <w:r>
-        <w:rPr>
-          <w:rtl w:val="0"/>
-        </w:rPr>
-      </w:r>
-    </w:p>
-    <w:p>
-      <w:pPr>
-        <w:rPr/>
-      </w:pPr>
-      <w:r>
-        <w:rPr>
-          <w:rtl w:val="0"/>
-        </w:rPr>
-      </w:r>
-    </w:p>
-    <w:p>
-      <w:pPr>
-        <w:rPr/>
-      </w:pPr>
-      <w:r>
-        <w:rPr>
-          <w:rtl w:val="0"/>
-        </w:rPr>
-      </w:r>
-    </w:p>
-    <w:p>
-      <w:pPr>
-        <w:rPr/>
-      </w:pPr>
-      <w:r>
-        <w:rPr>
-          <w:rtl w:val="0"/>
-        </w:rPr>
-      </w:r>
-    </w:p>
-    <w:p>
-      <w:pPr>
-        <w:rPr/>
-      </w:pPr>
-      <w:r>
-        <w:rPr>
-          <w:rtl w:val="0"/>
-        </w:rPr>
-      </w:r>
-    </w:p>
-    <w:p>
-      <w:pPr>
-        <w:rPr>
-          <w:sz w:val="52"/>
-          <w:szCs w:val="52"/>
-        </w:rPr>
-      </w:pPr>
-      <w:r>
-        <w:rPr>
-          <w:sz w:val="52"/>
-          <w:szCs w:val="52"/>
-          <w:rtl w:val="0"/>
-        </w:rPr>
-        <w:t xml:space="preserve">Answers (#11)</w:t>
-      </w:r>
-    </w:p>
-    <w:p>
-      <w:pPr>
-        <w:rPr>
-          <w:sz w:val="52"/>
-          <w:szCs w:val="52"/>
-        </w:rPr>
-      </w:pPr>
-      <w:r>
-        <w:rPr>
-          <w:rtl w:val="0"/>
-        </w:rPr>
-      </w:r>
-    </w:p>
-    <w:p>
-      <w:pPr>
-        <w:rPr/>
-      </w:pPr>
-      <w:r>
-        <w:rPr>
-          <w:rtl w:val="0"/>
-        </w:rPr>
-        <w:t xml:space="preserve">a )</w:t>
-      </w:r>
-    </w:p>
-    <w:p>
-      <w:pPr>
-        <w:rPr/>
-      </w:pPr>
-      <w:r>
-        <w:rPr>
-          <w:rtl w:val="0"/>
-        </w:rPr>
-      </w:r>
-    </w:p>
-    <w:p>
-      <w:pPr>
-        <w:rPr/>
-      </w:pPr>
-      <w:r>
-        <w:rPr>
-          <w:rtl w:val="0"/>
-        </w:rPr>
-      </w:r>
-    </w:p>
-    <w:p>
-      <w:pPr>
-        <w:rPr/>
-      </w:pPr>
-      <w:r>
-        <w:rPr>
-          <w:rtl w:val="0"/>
-        </w:rPr>
-        <w:t xml:space="preserve">b)</w:t>
-      </w:r>
-    </w:p>
-    <w:p>
-      <w:pPr>
-        <w:rPr/>
-      </w:pPr>
-      <w:r>
-        <w:rPr>
-          <w:rtl w:val="0"/>
-        </w:rPr>
-      </w:r>
-    </w:p>
-    <w:p>
-      <w:pPr>
-        <w:rPr/>
-      </w:pPr>
-      <w:r>
-        <w:rPr>
-          <w:rtl w:val="0"/>
-        </w:rPr>
-      </w:r>
-    </w:p>
-    <w:p>
-      <w:pPr>
-        <w:rPr/>
-      </w:pPr>
-      <w:r>
-        <w:rPr>
-          <w:rtl w:val="0"/>
-        </w:rPr>
-        <w:t xml:space="preserve">c)</w:t>
-      </w:r>
-    </w:p>
-    <w:p>
-      <w:pPr>
-        <w:rPr/>
-      </w:pPr>
-      <w:r>
-        <w:rPr>
-          <w:rtl w:val="0"/>
-        </w:rPr>
-      </w:r>
-    </w:p>
-    <w:p>
-      <w:pPr>
-        <w:rPr/>
-      </w:pPr>
-      <w:r>
-        <w:rPr>
-          <w:rtl w:val="0"/>
-        </w:rPr>
-      </w:r>
-    </w:p>
-    <w:p>
-      <w:pPr>
-        <w:rPr/>
-      </w:pPr>
-      <w:r>
-        <w:rPr>
-          <w:rtl w:val="0"/>
-        </w:rPr>
-      </w:r>
-    </w:p>
-    <w:p>
-      <w:pPr>
-        <w:rPr/>
-      </w:pPr>
-      <w:r>
-        <w:rPr>
-          <w:rtl w:val="0"/>
-        </w:rPr>
-      </w:r>
-    </w:p>
-    <w:p>
-      <w:pPr>
-        <w:rPr/>
-      </w:pPr>
-      <w:r>
-        <w:rPr>
-          <w:rtl w:val="0"/>
-        </w:rPr>
-      </w:r>
-    </w:p>
-    <w:p>
-      <w:pPr>
-        <w:rPr/>
-      </w:pPr>
-      <w:r>
-        <w:rPr>
-          <w:rtl w:val="0"/>
-        </w:rPr>
+        <w:rPr>
+          <w:rtl w:val="0"/>
+        </w:rPr>
+      </w:r>
+    </w:p>
+    <w:p>
+      <w:pPr>
+        <w:rPr>
+          <w:sz w:val="52"/>
+          <w:szCs w:val="52"/>
+        </w:rPr>
+      </w:pPr>
+      <w:r>
+        <w:rPr>
+          <w:rtl w:val="0"/>
+        </w:rPr>
+      </w:r>
+    </w:p>
+    <w:p>
+      <w:pPr>
+        <w:rPr>
+          <w:sz w:val="52"/>
+          <w:szCs w:val="52"/>
+        </w:rPr>
+      </w:pPr>
+      <w:r>
+        <w:rPr>
+          <w:sz w:val="52"/>
+          <w:szCs w:val="52"/>
+          <w:rtl w:val="0"/>
+        </w:rPr>
+        <w:t xml:space="preserve">Answers(#11)</w:t>
+      </w:r>
+    </w:p>
+    <w:p>
+      <w:pPr>
+        <w:rPr/>
+      </w:pPr>
+      <w:r>
+        <w:rPr>
+          <w:rtl w:val="0"/>
+        </w:rPr>
+        <w:t xml:space="preserve">a )                             b)                          c)                                 </w:t>
       </w:r>
     </w:p>
     <w:p>
@@ -3252,7 +2497,7 @@
       </w:r>
     </w:p>
     <w:sectPr>
-      <w:pgSz w:h="15840" w:w="12240" w:orient="portrait"/>
+      <w:pgSz w:h="12240" w:w="15840" w:orient="landscape"/>
       <w:pgMar w:bottom="720" w:top="720" w:left="720" w:right="720" w:header="720" w:footer="720"/>
       <w:pgNumType w:start="1"/>
     </w:sectPr>
